--- a/images/KENEILWE_MPHO_RAMATSUI_CV.docx
+++ b/images/KENEILWE_MPHO_RAMATSUI_CV.docx
@@ -788,9 +788,9 @@
                 <w:sz w:val="18"/>
                 <w:szCs w:val="18"/>
               </w:rPr>
-              <w:t xml:space="preserve">LinkedIn:  </w:t>
-            </w:r>
-            <w:hyperlink w:history="1" r:id="rIds75sz5q3lzjiz9dssw14z">
+              <w:t xml:space="preserve">LinkedIn;  </w:t>
+            </w:r>
+            <w:hyperlink w:history="1" r:id="rIdkc4ahmz2qvse_-vp0-h45">
               <w:r>
                 <w:rPr>
                   <w:rStyle w:val="Hyperlink"/>
@@ -798,7 +798,7 @@
                   <w:sz w:val="18"/>
                   <w:szCs w:val="18"/>
                 </w:rPr>
-                <w:t xml:space="preserve">linkedin.com/in/keneilwe-mpho-ramatsui</w:t>
+                <w:t xml:space="preserve">https://www.linkedin.com/in/keneilwe-mpho-ramatsui/</w:t>
               </w:r>
             </w:hyperlink>
           </w:p>
@@ -813,9 +813,9 @@
                 <w:sz w:val="18"/>
                 <w:szCs w:val="18"/>
               </w:rPr>
-              <w:t xml:space="preserve">GitHub:    </w:t>
-            </w:r>
-            <w:hyperlink w:history="1" r:id="rId6syheod42l8g8xkq-pbkf">
+              <w:t xml:space="preserve">GitHub:  </w:t>
+            </w:r>
+            <w:hyperlink w:history="1" r:id="rIdcffusabw4n63xswg9axjd">
               <w:r>
                 <w:rPr>
                   <w:rStyle w:val="Hyperlink"/>
@@ -823,7 +823,7 @@
                   <w:sz w:val="18"/>
                   <w:szCs w:val="18"/>
                 </w:rPr>
-                <w:t xml:space="preserve">github.com/KMphoR</w:t>
+                <w:t xml:space="preserve">https://github.com/KMphoR</w:t>
               </w:r>
             </w:hyperlink>
           </w:p>
